--- a/companies/ashcombe-advisory/Engagements/Gallegos, Pope and Marsh/2024.02.15 - Kickoff Memo - Reputation Audit.docx
+++ b/companies/ashcombe-advisory/Engagements/Gallegos, Pope and Marsh/2024.02.15 - Kickoff Memo - Reputation Audit.docx
@@ -4,98 +4,46 @@
   <w:body>
     <w:p>
       <w:r>
-        <w:t>To: Kimberly Le</w:t>
+        <w:t>To: Reputation audit team</w:t>
         <w:br/>
         <w:t>From: Michelle Rose</w:t>
         <w:br/>
-        <w:t>Re: Kickoff -- Reputation Audit for Gallegos, Pope and Marsh</w:t>
+        <w:t>Re: Reputation audit kickoff for Gallegos, Pope and Marsh</w:t>
       </w:r>
     </w:p>
     <w:p>
       <w:r>
-        <w:t>We are underway on the reputation audit for Gallegos, Pope and Marsh, which commences on February 12, 2024. Our client contact is Robert Smith, VP Finance, and his is the sign-off we route to. The object of the work is easy to say and harder to do well: an honest picture of how the company is seen by the audiences that matter to it, where that picture is fair, and where it has drifted from what is actually true. This note is here to line us up before the reading spreads out. We are at the very start, so treat everything below as the plan of record until we change it, which we will.</w:t>
+        <w:t>We are under way on the reputation audit for Gallegos, Pope and Marsh, with our start set at February 12, 2024. The job is to establish how the company is seen by its investors, by the press that covers it, and by its own people, and to set that reading against how the company describes itself. The gap between the two, wherever it turns out to be widest, is what the audit is really after. This note lays out who is carrying what in the opening weeks, so nothing waits on a handoff that was never made.</w:t>
       </w:r>
     </w:p>
     <w:p>
       <w:r>
-        <w:t>A word on how I would like to run this one, since the value of an audit leaks out through sloppiness more than through any single wrong call. We keep one working file, we write down what we find as we find it, and we do not let a strong first impression harden into a finding before the sources are behind it. If you are unsure whether something is evidenced enough to say out loud to a client, assume it is not yet, and we will talk it through. Robert Smith is going to act on what we hand him, so every line has to hold on its own.</w:t>
-      </w:r>
-    </w:p>
-    <w:p>
-      <w:pPr>
-        <w:pStyle w:val="Heading2"/>
-      </w:pPr>
-      <w:r>
-        <w:t>Workstreams</w:t>
-      </w:r>
-    </w:p>
-    <w:p>
-      <w:pPr>
-        <w:pStyle w:val="ListBullet"/>
-      </w:pPr>
-      <w:r>
-        <w:t>Source gathering. Pull the full public record together, the coverage, the analyst notes, and the transcripts of the company's own calls, far enough back that we can tell a recent wobble from a structural one. This is the ground everything else stands on, so it goes first.</w:t>
-      </w:r>
-    </w:p>
-    <w:p>
-      <w:pPr>
-        <w:pStyle w:val="ListBullet"/>
-      </w:pPr>
-      <w:r>
-        <w:t>The read. Kimberly Le owns the close reading and the evidence trail behind each finding. Every gap we name gets a source next to it, because a perception claim we cannot point to is one the client can wave away.</w:t>
-      </w:r>
-    </w:p>
-    <w:p>
-      <w:pPr>
-        <w:pStyle w:val="ListBullet"/>
-      </w:pPr>
-      <w:r>
-        <w:t>Perception map. Sort what we find by audience, so we can see where the investor story and the operating story pull apart rather than treat the market as one voice. This is where the findings start to have a shape.</w:t>
-      </w:r>
-    </w:p>
-    <w:p>
-      <w:pPr>
-        <w:pStyle w:val="ListBullet"/>
-      </w:pPr>
-      <w:r>
-        <w:t>Client coordination. I will keep the channel to Robert Smith tidy and be the one asking him for materials, so he is not fielding the same request twice from two of us.</w:t>
-      </w:r>
-    </w:p>
-    <w:p>
-      <w:pPr>
-        <w:pStyle w:val="Heading2"/>
-      </w:pPr>
-      <w:r>
-        <w:t>Next Steps</w:t>
-      </w:r>
-    </w:p>
-    <w:p>
-      <w:pPr>
-        <w:pStyle w:val="ListBullet"/>
-      </w:pPr>
-      <w:r>
-        <w:t>Kimberly Le to begin the coverage read this week and flag early where the record looks thin.</w:t>
-      </w:r>
-    </w:p>
-    <w:p>
-      <w:pPr>
-        <w:pStyle w:val="ListBullet"/>
-      </w:pPr>
-      <w:r>
-        <w:t>I will send Robert Smith the first materials request, chiefly the recent call transcripts and any investor decks we do not already hold.</w:t>
-      </w:r>
-    </w:p>
-    <w:p>
-      <w:pPr>
-        <w:pStyle w:val="ListBullet"/>
-      </w:pPr>
-      <w:r>
-        <w:t>Both of us to hold a short check midweek to keep the read and the map honest against each other.</w:t>
+        <w:t>A word first on how we keep it in order. We hold the correspondence clean, route anything client-facing through one point, and log what we send, so the record stays legible as the volume builds. None of that is new to us, but it is worth saying once at the start of a job that will live mostly in email, and it matters more here because much of what we gather will be said to us in confidence.</w:t>
       </w:r>
     </w:p>
     <w:p>
       <w:r>
-        <w:t>Keep the client-facing channel through me: anything going to Robert Smith or anyone else at Gallegos, Pope and Marsh comes past me first, so we are never sending two versions of the same question. Thanks, Kimberly. This is a good one to be on, and a clean one if we keep it tidy from the first week.</w:t>
+        <w:t>Kimberly Le takes the media and analyst review. She is pulling the coverage from the last two years and reading how the company's story has moved through it, so we know what the outside record actually says before we ask anyone inside about it. Her first task is to sort that coverage into the themes that recur, and to flag the places where the reporting and the company's own account pull apart. Those themes will also shape the questions we carry into the interviews.</w:t>
+      </w:r>
+    </w:p>
+    <w:p>
+      <w:r>
+        <w:t>I am carrying the interview program. We will run a short set of confidential conversations with the executives and a few outside parties, and I will build the list and the question set this week. These conversations sit at the center of the audit, so we want them scheduled early rather than left to the end, when calendars tighten and people travel. I will keep each one to under an hour and send the questions ahead, so no one is asked to think on their feet about a hard subject.</w:t>
+      </w:r>
+    </w:p>
+    <w:p>
+      <w:r>
+        <w:t>We will meet briefly each week to compare what the coverage is showing against what the interviews are turning up, and to adjust the questions as we go. Kimberly Le and I will keep our notes in the shared file rather than in our inboxes, so either of us can pick up where the other left off. If either track runs ahead or behind, we will say so early rather than let it surface at the end.</w:t>
+      </w:r>
+    </w:p>
+    <w:p>
+      <w:r>
+        <w:t>We also need the company's own materials: the recent announcements, the investor decks, and anything else that shapes how the company is read. Robert Smith is our single contact for that on the Gallegos, Pope and Marsh side, and every request for access or scheduling goes to him rather than out across their team. That keeps one clean thread on the client's side and spares them fielding the same question three different ways.</w:t>
+      </w:r>
+    </w:p>
+    <w:p>
+      <w:r>
+        <w:t>The first thing that has to happen is the interview list. I will circulate a draft by the end of the week; send me any names you think belong on it before then, so we go to Robert Smith with one considered request rather than a trickle of them.</w:t>
       </w:r>
     </w:p>
     <w:sectPr>
